--- a/concept-note/STG17_Workshop_Agenda_Emerging_Issues_Emerging_Practice.docx
+++ b/concept-note/STG17_Workshop_Agenda_Emerging_Issues_Emerging_Practice.docx
@@ -2456,7 +2456,7 @@
                 <w:color w:val="33403A"/>
                 <w:sz w:val="16"/>
               </w:rPr>
-              <w:t>Laboratory</w:t>
+              <w:t>Laboratory · pairs</w:t>
             </w:r>
           </w:p>
         </w:tc>
@@ -2541,7 +2541,7 @@
                 <w:color w:val="33403A"/>
                 <w:sz w:val="16"/>
               </w:rPr>
-              <w:t>Laboratory</w:t>
+              <w:t>Laboratory · pairs</w:t>
             </w:r>
           </w:p>
         </w:tc>
@@ -2889,7 +2889,7 @@
                 <w:color w:val="33403A"/>
                 <w:sz w:val="16"/>
               </w:rPr>
-              <w:t>Laboratory</w:t>
+              <w:t>Laboratory · solo</w:t>
             </w:r>
           </w:p>
         </w:tc>
@@ -3182,7 +3182,7 @@
                 <w:color w:val="33403A"/>
                 <w:sz w:val="16"/>
               </w:rPr>
-              <w:t>Benchmark · teams</w:t>
+              <w:t>Benchmark · solo</w:t>
             </w:r>
           </w:p>
         </w:tc>
@@ -3267,7 +3267,7 @@
                 <w:color w:val="33403A"/>
                 <w:sz w:val="16"/>
               </w:rPr>
-              <w:t>Laboratory</w:t>
+              <w:t>Laboratory · stations</w:t>
             </w:r>
           </w:p>
         </w:tc>
@@ -3615,7 +3615,7 @@
                 <w:color w:val="33403A"/>
                 <w:sz w:val="16"/>
               </w:rPr>
-              <w:t>Laboratory</w:t>
+              <w:t>Laboratory · teams</w:t>
             </w:r>
           </w:p>
         </w:tc>
@@ -3908,7 +3908,7 @@
                 <w:color w:val="33403A"/>
                 <w:sz w:val="16"/>
               </w:rPr>
-              <w:t>Laboratory</w:t>
+              <w:t>Laboratory · teams</w:t>
             </w:r>
           </w:p>
         </w:tc>
@@ -3993,7 +3993,7 @@
                 <w:color w:val="33403A"/>
                 <w:sz w:val="16"/>
               </w:rPr>
-              <w:t>Laboratory</w:t>
+              <w:t>Laboratory · teams</w:t>
             </w:r>
           </w:p>
         </w:tc>
@@ -4429,7 +4429,7 @@
                 <w:color w:val="33403A"/>
                 <w:sz w:val="16"/>
               </w:rPr>
-              <w:t>Laboratory</w:t>
+              <w:t>Laboratory · teams</w:t>
             </w:r>
           </w:p>
         </w:tc>
@@ -4514,7 +4514,7 @@
                 <w:color w:val="33403A"/>
                 <w:sz w:val="16"/>
               </w:rPr>
-              <w:t>Laboratory</w:t>
+              <w:t>Laboratory · teams</w:t>
             </w:r>
           </w:p>
         </w:tc>
@@ -4719,7 +4719,7 @@
                 <w:color w:val="33403A"/>
                 <w:sz w:val="16"/>
               </w:rPr>
-              <w:t>Laboratory</w:t>
+              <w:t>Laboratory · teams</w:t>
             </w:r>
           </w:p>
         </w:tc>
@@ -4806,7 +4806,7 @@
                 <w:color w:val="33403A"/>
                 <w:sz w:val="16"/>
               </w:rPr>
-              <w:t>Laboratory</w:t>
+              <w:t>Laboratory · teams</w:t>
             </w:r>
           </w:p>
         </w:tc>
